--- a/t27_s1.docx
+++ b/t27_s1.docx
@@ -3,2168 +3,998 @@
 <w:document xmlns:wpc="http://schemas.microsoft.com/office/word/2010/wordprocessingCanvas" xmlns:mo="http://schemas.microsoft.com/office/mac/office/2008/main" xmlns:mc="http://schemas.openxmlformats.org/markup-compatibility/2006" xmlns:mv="urn:schemas-microsoft-com:mac:vml" xmlns:o="urn:schemas-microsoft-com:office:office" xmlns:r="http://schemas.openxmlformats.org/officeDocument/2006/relationships" xmlns:m="http://schemas.openxmlformats.org/officeDocument/2006/math" xmlns:v="urn:schemas-microsoft-com:vml" xmlns:wp14="http://schemas.microsoft.com/office/word/2010/wordprocessingDrawing" xmlns:wp="http://schemas.openxmlformats.org/drawingml/2006/wordprocessingDrawing" xmlns:w10="urn:schemas-microsoft-com:office:word" xmlns:w="http://schemas.openxmlformats.org/wordprocessingml/2006/main" xmlns:w14="http://schemas.microsoft.com/office/word/2010/wordml" xmlns:wpg="http://schemas.microsoft.com/office/word/2010/wordprocessingGroup" xmlns:wpi="http://schemas.microsoft.com/office/word/2010/wordprocessingInk" xmlns:wne="http://schemas.microsoft.com/office/word/2006/wordml" xmlns:wps="http://schemas.microsoft.com/office/word/2010/wordprocessingShape" mc:Ignorable="w14 wp14">
   <w:body>
     <w:p>
-      <w:pPr>
-        <w:spacing w:after="20" w:before="120"/>
-      </w:pPr>
       <w:r>
-        <w:rPr>
-          <w:b/>
-          <w:sz w:val="22"/>
-        </w:rPr>
-        <w:t>Question: Identify an example of age-independent anthropometry:</w:t>
+        <w:t xml:space="preserve">Question: The normal serum potassium level is:</w:t>
       </w:r>
     </w:p>
     <w:p>
-      <w:pPr>
-        <w:spacing w:after="0" w:before="0"/>
-      </w:pPr>
       <w:r>
-        <w:rPr>
-          <w:b w:val="0"/>
-          <w:sz w:val="22"/>
-        </w:rPr>
-        <w:t>(a) Chest circumference</w:t>
+        <w:t xml:space="preserve">(a) 3.5–5.0 mEq/L</w:t>
       </w:r>
     </w:p>
     <w:p>
-      <w:pPr>
-        <w:spacing w:after="0" w:before="0"/>
-      </w:pPr>
       <w:r>
-        <w:rPr>
-          <w:b w:val="0"/>
-          <w:sz w:val="22"/>
-        </w:rPr>
-        <w:t>(b) Weight</w:t>
+        <w:t xml:space="preserve">(b) 6.5–8.0 mEq/L</w:t>
       </w:r>
     </w:p>
     <w:p>
-      <w:pPr>
-        <w:spacing w:after="0" w:before="0"/>
-      </w:pPr>
       <w:r>
-        <w:rPr>
-          <w:b w:val="0"/>
-          <w:sz w:val="22"/>
-        </w:rPr>
-        <w:t>(c) MUAC (Mid-Upper Arm Circumference)</w:t>
+        <w:t xml:space="preserve">(c) 1.5–2.5 mEq/L</w:t>
       </w:r>
     </w:p>
     <w:p>
-      <w:pPr>
-        <w:spacing w:after="0" w:before="0"/>
-      </w:pPr>
       <w:r>
-        <w:rPr>
-          <w:b w:val="0"/>
-          <w:sz w:val="22"/>
-        </w:rPr>
-        <w:t>(d) Head circumference</w:t>
+        <w:t xml:space="preserve">(d) 8.5–10 mEq/L</w:t>
       </w:r>
     </w:p>
     <w:p>
-      <w:pPr>
-        <w:spacing w:after="0" w:before="40"/>
-      </w:pPr>
       <w:r>
-        <w:rPr>
-          <w:b/>
-          <w:sz w:val="22"/>
-        </w:rPr>
-        <w:t>Answer: c</w:t>
+        <w:t xml:space="preserve">Answer: a</w:t>
       </w:r>
     </w:p>
     <w:p>
-      <w:pPr>
-        <w:spacing w:after="0" w:before="0"/>
-      </w:pPr>
       <w:r>
-        <w:rPr>
-          <w:b w:val="0"/>
-          <w:sz w:val="21"/>
-        </w:rPr>
-        <w:t>Solution: MUAC (mid-upper arm circumference) is the classic age-independent anthropometric indicator of nutritional status, especially for screening acute malnutrition in children aged 6-59 months.</w:t>
+        <w:t xml:space="preserve">Solution: Normal potassium is 3.5–5.0 mEq/L. Hypokalemia causes weakness/arrhythmias; hyperkalemia causes peaked T waves and cardiac arrest.</w:t>
       </w:r>
     </w:p>
     <w:p>
-      <w:pPr>
-        <w:spacing w:after="0" w:before="0"/>
-      </w:pPr>
       <w:r>
-        <w:rPr>
-          <w:b w:val="0"/>
-          <w:sz w:val="20"/>
-        </w:rPr>
-        <w:t>Positive Marks: 1</w:t>
+        <w:t xml:space="preserve">Positive Marks: 1</w:t>
       </w:r>
     </w:p>
     <w:p>
-      <w:pPr>
-        <w:spacing w:after="160" w:before="0"/>
-      </w:pPr>
       <w:r>
-        <w:rPr>
-          <w:b w:val="0"/>
-          <w:sz w:val="20"/>
-        </w:rPr>
-        <w:t>Negative Marks: 0.25</w:t>
+        <w:t xml:space="preserve">Negative Marks: 0.25</w:t>
       </w:r>
     </w:p>
     <w:p>
-      <w:pPr>
-        <w:spacing w:after="20" w:before="120"/>
-      </w:pPr>
       <w:r>
-        <w:rPr>
-          <w:b/>
-          <w:sz w:val="22"/>
-        </w:rPr>
-        <w:t>Question: A client's cardiac monitor shows new-onset atrial fibrillation with a ventricular rate of 150 beats/min. Which assessment is the nurse's priority?</w:t>
+        <w:t xml:space="preserve"/>
       </w:r>
     </w:p>
     <w:p>
-      <w:pPr>
-        <w:spacing w:after="0" w:before="0"/>
-      </w:pPr>
       <w:r>
-        <w:rPr>
-          <w:b w:val="0"/>
-          <w:sz w:val="22"/>
-        </w:rPr>
-        <w:t>(a) Level of consciousness and blood pressure</w:t>
+        <w:t xml:space="preserve">Question: The nurse is providing care to a patient with a pressure injury. Which dressing type is used for a wound with necrotic tissue?</w:t>
       </w:r>
     </w:p>
     <w:p>
-      <w:pPr>
-        <w:spacing w:after="0" w:before="0"/>
-      </w:pPr>
       <w:r>
-        <w:rPr>
-          <w:b w:val="0"/>
-          <w:sz w:val="22"/>
-        </w:rPr>
-        <w:t>(b) Peripheral pulses and skin color</w:t>
+        <w:t xml:space="preserve">(a) Debridement (enzymatic/mechanical) followed by an appropriate dressing</w:t>
       </w:r>
     </w:p>
     <w:p>
-      <w:pPr>
-        <w:spacing w:after="0" w:before="0"/>
-      </w:pPr>
       <w:r>
-        <w:rPr>
-          <w:b w:val="0"/>
-          <w:sz w:val="22"/>
-        </w:rPr>
-        <w:t>(c) Hourly urine output</w:t>
+        <w:t xml:space="preserve">(b) A dry gauze only</w:t>
       </w:r>
     </w:p>
     <w:p>
-      <w:pPr>
-        <w:spacing w:after="0" w:before="0"/>
-      </w:pPr>
       <w:r>
-        <w:rPr>
-          <w:b w:val="0"/>
-          <w:sz w:val="22"/>
-        </w:rPr>
-        <w:t>(d) Deep tendon reflexes</w:t>
+        <w:t xml:space="preserve">(c) No dressing</w:t>
       </w:r>
     </w:p>
     <w:p>
-      <w:pPr>
-        <w:spacing w:after="0" w:before="40"/>
-      </w:pPr>
       <w:r>
-        <w:rPr>
-          <w:b/>
-          <w:sz w:val="22"/>
-        </w:rPr>
-        <w:t>Answer: a</w:t>
+        <w:t xml:space="preserve">(d) A tight occlusive dressing alone</w:t>
       </w:r>
     </w:p>
     <w:p>
-      <w:pPr>
-        <w:spacing w:after="0" w:before="0"/>
-      </w:pPr>
       <w:r>
-        <w:rPr>
-          <w:b w:val="0"/>
-          <w:sz w:val="21"/>
-        </w:rPr>
-        <w:t>Solution: Rapid atrial fibrillation can cause hemodynamic compromise; the priority is to evaluate cerebral perfusion (level of consciousness) and blood pressure for instability.</w:t>
+        <w:t xml:space="preserve">Answer: a</w:t>
       </w:r>
     </w:p>
     <w:p>
-      <w:pPr>
-        <w:spacing w:after="0" w:before="0"/>
-      </w:pPr>
       <w:r>
-        <w:rPr>
-          <w:b w:val="0"/>
-          <w:sz w:val="20"/>
-        </w:rPr>
-        <w:t>Positive Marks: 1</w:t>
+        <w:t xml:space="preserve">Solution: Necrotic tissue is debrided (surgical, enzymatic, or autolytic) before healing can occur — the nurse follows the wound care plan and monitors for infection.</w:t>
       </w:r>
     </w:p>
     <w:p>
-      <w:pPr>
-        <w:spacing w:after="160" w:before="0"/>
-      </w:pPr>
       <w:r>
-        <w:rPr>
-          <w:b w:val="0"/>
-          <w:sz w:val="20"/>
-        </w:rPr>
-        <w:t>Negative Marks: 0.25</w:t>
+        <w:t xml:space="preserve">Positive Marks: 1</w:t>
       </w:r>
     </w:p>
     <w:p>
-      <w:pPr>
-        <w:spacing w:after="20" w:before="120"/>
-      </w:pPr>
       <w:r>
-        <w:rPr>
-          <w:b/>
-          <w:sz w:val="22"/>
-        </w:rPr>
-        <w:t>Question: Emla, a topical anesthetic, should be applied for how much time before the procedure?</w:t>
+        <w:t xml:space="preserve">Negative Marks: 0.25</w:t>
       </w:r>
     </w:p>
     <w:p>
-      <w:pPr>
-        <w:spacing w:after="0" w:before="0"/>
-      </w:pPr>
       <w:r>
-        <w:rPr>
-          <w:b w:val="0"/>
-          <w:sz w:val="22"/>
-        </w:rPr>
-        <w:t>(a) 30 min</w:t>
+        <w:t xml:space="preserve"/>
       </w:r>
     </w:p>
     <w:p>
-      <w:pPr>
-        <w:spacing w:after="0" w:before="0"/>
-      </w:pPr>
       <w:r>
-        <w:rPr>
-          <w:b w:val="0"/>
-          <w:sz w:val="22"/>
-        </w:rPr>
-        <w:t>(b) 60 min</w:t>
+        <w:t xml:space="preserve">Question: A patient with chronic kidney disease is being taught about anemia. The nurse should explain that renal anemia is due to:</w:t>
       </w:r>
     </w:p>
     <w:p>
-      <w:pPr>
-        <w:spacing w:after="0" w:before="0"/>
-      </w:pPr>
       <w:r>
-        <w:rPr>
-          <w:b w:val="0"/>
-          <w:sz w:val="22"/>
-        </w:rPr>
-        <w:t>(c) Immediately before procedure</w:t>
+        <w:t xml:space="preserve">(a) Decreased erythropoietin production by the kidneys</w:t>
       </w:r>
     </w:p>
     <w:p>
-      <w:pPr>
-        <w:spacing w:after="0" w:before="0"/>
-      </w:pPr>
       <w:r>
-        <w:rPr>
-          <w:b w:val="0"/>
-          <w:sz w:val="22"/>
-        </w:rPr>
-        <w:t>(d) 10 min</w:t>
+        <w:t xml:space="preserve">(b) Excessive iron intake</w:t>
       </w:r>
     </w:p>
     <w:p>
-      <w:pPr>
-        <w:spacing w:after="0" w:before="40"/>
-      </w:pPr>
       <w:r>
-        <w:rPr>
-          <w:b/>
-          <w:sz w:val="22"/>
-        </w:rPr>
-        <w:t>Answer: b</w:t>
+        <w:t xml:space="preserve">(c) Increased RBC production</w:t>
       </w:r>
     </w:p>
     <w:p>
-      <w:pPr>
-        <w:spacing w:after="0" w:before="0"/>
-      </w:pPr>
       <w:r>
-        <w:rPr>
-          <w:b w:val="0"/>
-          <w:sz w:val="21"/>
-        </w:rPr>
-        <w:t>Solution: EMLA (eutectic mixture of local anaesthetics) cream should be applied 60 minutes before the procedure.</w:t>
+        <w:t xml:space="preserve">(d) Vitamin C excess</w:t>
       </w:r>
     </w:p>
     <w:p>
-      <w:pPr>
-        <w:spacing w:after="0" w:before="0"/>
-      </w:pPr>
       <w:r>
-        <w:rPr>
-          <w:b w:val="0"/>
-          <w:sz w:val="20"/>
-        </w:rPr>
-        <w:t>Positive Marks: 1</w:t>
+        <w:t xml:space="preserve">Answer: a</w:t>
       </w:r>
     </w:p>
     <w:p>
-      <w:pPr>
-        <w:spacing w:after="160" w:before="0"/>
-      </w:pPr>
       <w:r>
-        <w:rPr>
-          <w:b w:val="0"/>
-          <w:sz w:val="20"/>
-        </w:rPr>
-        <w:t>Negative Marks: 0.25</w:t>
+        <w:t xml:space="preserve">Solution: The failing kidneys produce less erythropoietin — reducing RBC production and causing anemia. Treatment includes erythropoietin and iron supplementation.</w:t>
       </w:r>
     </w:p>
     <w:p>
-      <w:pPr>
-        <w:spacing w:after="20" w:before="120"/>
-      </w:pPr>
       <w:r>
-        <w:rPr>
-          <w:b/>
-          <w:sz w:val="22"/>
-        </w:rPr>
-        <w:t>Question: All are true about Febrile seizure in children except</w:t>
+        <w:t xml:space="preserve">Positive Marks: 1</w:t>
       </w:r>
     </w:p>
     <w:p>
-      <w:pPr>
-        <w:spacing w:after="0" w:before="0"/>
-      </w:pPr>
       <w:r>
-        <w:rPr>
-          <w:b w:val="0"/>
-          <w:sz w:val="22"/>
-        </w:rPr>
-        <w:t>(a) Young age is not a major risk factor</w:t>
+        <w:t xml:space="preserve">Negative Marks: 0.25</w:t>
       </w:r>
     </w:p>
     <w:p>
-      <w:pPr>
-        <w:spacing w:after="0" w:before="0"/>
-      </w:pPr>
       <w:r>
-        <w:rPr>
-          <w:b w:val="0"/>
-          <w:sz w:val="22"/>
-        </w:rPr>
-        <w:t>(b) Cerebral hypoxia is evident</w:t>
+        <w:t xml:space="preserve"/>
       </w:r>
     </w:p>
     <w:p>
-      <w:pPr>
-        <w:spacing w:after="0" w:before="0"/>
-      </w:pPr>
       <w:r>
-        <w:rPr>
-          <w:b w:val="0"/>
-          <w:sz w:val="22"/>
-        </w:rPr>
-        <w:t>(c) Risk of injury</w:t>
+        <w:t xml:space="preserve">Question: A patient at 34 weeks of gestation is being assessed. The nurse notes the fundal height is 30 cm. This measurement suggests:</w:t>
       </w:r>
     </w:p>
     <w:p>
-      <w:pPr>
-        <w:spacing w:after="0" w:before="0"/>
-      </w:pPr>
       <w:r>
-        <w:rPr>
-          <w:b w:val="0"/>
-          <w:sz w:val="22"/>
-        </w:rPr>
-        <w:t>(d) Administer PCM as a part of management of Febrile seizure</w:t>
+        <w:t xml:space="preserve">(a) Possible fetal growth restriction (small for dates)</w:t>
       </w:r>
     </w:p>
     <w:p>
-      <w:pPr>
-        <w:spacing w:after="0" w:before="40"/>
-      </w:pPr>
       <w:r>
-        <w:rPr>
-          <w:b/>
-          <w:sz w:val="22"/>
-        </w:rPr>
-        <w:t>Answer: a</w:t>
+        <w:t xml:space="preserve">(b) Normal growth</w:t>
       </w:r>
     </w:p>
     <w:p>
-      <w:pPr>
-        <w:spacing w:after="0" w:before="0"/>
-      </w:pPr>
       <w:r>
-        <w:rPr>
-          <w:b w:val="0"/>
-          <w:sz w:val="21"/>
-        </w:rPr>
-        <w:t>Solution: Febrile seizures occur in young children (6 months-5 years); age is a recognised risk factor, so 'young age is not a major risk factor' is the false statement.</w:t>
+        <w:t xml:space="preserve">(c) Macrosomia</w:t>
       </w:r>
     </w:p>
     <w:p>
-      <w:pPr>
-        <w:spacing w:after="0" w:before="0"/>
-      </w:pPr>
       <w:r>
-        <w:rPr>
-          <w:b w:val="0"/>
-          <w:sz w:val="20"/>
-        </w:rPr>
-        <w:t>Positive Marks: 1</w:t>
+        <w:t xml:space="preserve">(d) Polyhydramnios</w:t>
       </w:r>
     </w:p>
     <w:p>
-      <w:pPr>
-        <w:spacing w:after="160" w:before="0"/>
-      </w:pPr>
       <w:r>
-        <w:rPr>
-          <w:b w:val="0"/>
-          <w:sz w:val="20"/>
-        </w:rPr>
-        <w:t>Negative Marks: 0.25</w:t>
+        <w:t xml:space="preserve">Answer: a</w:t>
       </w:r>
     </w:p>
     <w:p>
-      <w:pPr>
-        <w:spacing w:after="20" w:before="120"/>
-      </w:pPr>
       <w:r>
-        <w:rPr>
-          <w:b/>
-          <w:sz w:val="22"/>
-        </w:rPr>
-        <w:t>Question: A primigravida mother can expect to feel first fetal movements (Quickening) between which weeks?</w:t>
+        <w:t xml:space="preserve">Solution: Fundal height approximates gestational age (cm = weeks at 20–36 weeks). 30 cm at 34 weeks suggests possible growth restriction — the nurse reports for further evaluation (ultrasound).</w:t>
       </w:r>
     </w:p>
     <w:p>
-      <w:pPr>
-        <w:spacing w:after="0" w:before="0"/>
-      </w:pPr>
       <w:r>
-        <w:rPr>
-          <w:b w:val="0"/>
-          <w:sz w:val="22"/>
-        </w:rPr>
-        <w:t>(a) 8 to 10 weeks</w:t>
+        <w:t xml:space="preserve">Positive Marks: 1</w:t>
       </w:r>
     </w:p>
     <w:p>
-      <w:pPr>
-        <w:spacing w:after="0" w:before="0"/>
-      </w:pPr>
       <w:r>
-        <w:rPr>
-          <w:b w:val="0"/>
-          <w:sz w:val="22"/>
-        </w:rPr>
-        <w:t>(b) 18 to 20 weeks (or 16-20 weeks)</w:t>
+        <w:t xml:space="preserve">Negative Marks: 0.25</w:t>
       </w:r>
     </w:p>
     <w:p>
-      <w:pPr>
-        <w:spacing w:after="0" w:before="0"/>
-      </w:pPr>
       <w:r>
-        <w:rPr>
-          <w:b w:val="0"/>
-          <w:sz w:val="22"/>
-        </w:rPr>
-        <w:t>(c) 6 to 8 weeks</w:t>
+        <w:t xml:space="preserve"/>
       </w:r>
     </w:p>
     <w:p>
-      <w:pPr>
-        <w:spacing w:after="0" w:before="0"/>
-      </w:pPr>
       <w:r>
-        <w:rPr>
-          <w:b w:val="0"/>
-          <w:sz w:val="22"/>
-        </w:rPr>
-        <w:t>(d) 10 to 12 weeks</w:t>
+        <w:t xml:space="preserve">Question: A 2-month-old infant is brought with fever and poor feeding. The nurse should:</w:t>
       </w:r>
     </w:p>
     <w:p>
-      <w:pPr>
-        <w:spacing w:after="0" w:before="40"/>
-      </w:pPr>
       <w:r>
-        <w:rPr>
-          <w:b/>
-          <w:sz w:val="22"/>
-        </w:rPr>
-        <w:t>Answer: b</w:t>
+        <w:t xml:space="preserve">(a) Evaluate for serious bacterial infection</w:t>
       </w:r>
     </w:p>
     <w:p>
-      <w:pPr>
-        <w:spacing w:after="0" w:before="0"/>
-      </w:pPr>
       <w:r>
-        <w:rPr>
-          <w:b w:val="0"/>
-          <w:sz w:val="21"/>
-        </w:rPr>
-        <w:t>Solution: Quickening (first perception of fetal movement) is typically felt between 18–20 weeks in primigravidas and 16–18 weeks in multigravidas.</w:t>
+        <w:t xml:space="preserve">(b) Send the infant home</w:t>
       </w:r>
     </w:p>
     <w:p>
-      <w:pPr>
-        <w:spacing w:after="0" w:before="0"/>
-      </w:pPr>
       <w:r>
-        <w:rPr>
-          <w:b w:val="0"/>
-          <w:sz w:val="20"/>
-        </w:rPr>
-        <w:t>Positive Marks: 1</w:t>
+        <w:t xml:space="preserve">(c) Give paracetamol and wait</w:t>
       </w:r>
     </w:p>
     <w:p>
-      <w:pPr>
-        <w:spacing w:after="160" w:before="0"/>
-      </w:pPr>
       <w:r>
-        <w:rPr>
-          <w:b w:val="0"/>
-          <w:sz w:val="20"/>
-        </w:rPr>
-        <w:t>Negative Marks: 0.25</w:t>
+        <w:t xml:space="preserve">(d) Skip the workup</w:t>
       </w:r>
     </w:p>
     <w:p>
-      <w:pPr>
-        <w:spacing w:after="20" w:before="120"/>
-      </w:pPr>
       <w:r>
-        <w:rPr>
-          <w:b/>
-          <w:sz w:val="22"/>
-        </w:rPr>
-        <w:t>Question: What is the most common bacterial cause of urinary tract infection (UTI) in children?</w:t>
+        <w:t xml:space="preserve">Answer: a</w:t>
       </w:r>
     </w:p>
     <w:p>
-      <w:pPr>
-        <w:spacing w:after="0" w:before="0"/>
-      </w:pPr>
       <w:r>
-        <w:rPr>
-          <w:b w:val="0"/>
-          <w:sz w:val="22"/>
-        </w:rPr>
-        <w:t>(a) E. coli</w:t>
+        <w:t xml:space="preserve">Solution: Fever in an infant &lt;3 months may indicate serious bacterial infection — sepsis workup (cultures, LP) and antibiotics are needed.</w:t>
       </w:r>
     </w:p>
     <w:p>
-      <w:pPr>
-        <w:spacing w:after="0" w:before="0"/>
-      </w:pPr>
       <w:r>
-        <w:rPr>
-          <w:b w:val="0"/>
-          <w:sz w:val="22"/>
-        </w:rPr>
-        <w:t>(b) Streptococcus</w:t>
+        <w:t xml:space="preserve">Positive Marks: 1</w:t>
       </w:r>
     </w:p>
     <w:p>
-      <w:pPr>
-        <w:spacing w:after="0" w:before="0"/>
-      </w:pPr>
       <w:r>
-        <w:rPr>
-          <w:b w:val="0"/>
-          <w:sz w:val="22"/>
-        </w:rPr>
-        <w:t>(c) Staphylococcus</w:t>
+        <w:t xml:space="preserve">Negative Marks: 0.25</w:t>
       </w:r>
     </w:p>
     <w:p>
-      <w:pPr>
-        <w:spacing w:after="0" w:before="0"/>
-      </w:pPr>
       <w:r>
-        <w:rPr>
-          <w:b w:val="0"/>
-          <w:sz w:val="22"/>
-        </w:rPr>
-        <w:t>(d) EBV</w:t>
+        <w:t xml:space="preserve"/>
       </w:r>
     </w:p>
     <w:p>
-      <w:pPr>
-        <w:spacing w:after="0" w:before="40"/>
-      </w:pPr>
       <w:r>
-        <w:rPr>
-          <w:b/>
-          <w:sz w:val="22"/>
-        </w:rPr>
-        <w:t>Answer: a</w:t>
+        <w:t xml:space="preserve">Question: A patient with schizophrenia is being assessed for medication adherence barriers. Which factor is a common barrier?</w:t>
       </w:r>
     </w:p>
     <w:p>
-      <w:pPr>
-        <w:spacing w:after="0" w:before="0"/>
-      </w:pPr>
       <w:r>
-        <w:rPr>
-          <w:b w:val="0"/>
-          <w:sz w:val="21"/>
-        </w:rPr>
-        <w:t>Solution: The most common bacterial cause of urinary tract infection (UTI) in children is Escherichia coli (E. coli) (option D). E. coli is a type of bacteria that normally resides in the gastrointestinal tract. However, it can ascend into the urinary tract, especially in girls, leading to infection. The proximity of the urethra to the anus in children makes it easier for bacteria to enter the urinary system. Other bacterial pathogens such as Klebsiella, Proteus, and Enterococcus can also cause UTIs in children, but E. coli is the most prevalent. Prompt diagnosis and appropriate treatment are essential to prevent complications and recurrent infections in children with UTIs.</w:t>
+        <w:t xml:space="preserve">(a) Side effects and lack of insight</w:t>
       </w:r>
     </w:p>
     <w:p>
-      <w:pPr>
-        <w:spacing w:after="0" w:before="0"/>
-      </w:pPr>
       <w:r>
-        <w:rPr>
-          <w:b w:val="0"/>
-          <w:sz w:val="20"/>
-        </w:rPr>
-        <w:t>Positive Marks: 1</w:t>
+        <w:t xml:space="preserve">(b) Only age</w:t>
       </w:r>
     </w:p>
     <w:p>
-      <w:pPr>
-        <w:spacing w:after="160" w:before="0"/>
-      </w:pPr>
       <w:r>
-        <w:rPr>
-          <w:b w:val="0"/>
-          <w:sz w:val="20"/>
-        </w:rPr>
-        <w:t>Negative Marks: 0.25</w:t>
+        <w:t xml:space="preserve">(c) Only diet</w:t>
       </w:r>
     </w:p>
     <w:p>
-      <w:pPr>
-        <w:spacing w:after="20" w:before="120"/>
-      </w:pPr>
       <w:r>
-        <w:rPr>
-          <w:b/>
-          <w:sz w:val="22"/>
-        </w:rPr>
-        <w:t>Question: During suctioning, the patient complains of respiratory distress. First nursing action should be:</w:t>
+        <w:t xml:space="preserve">(d) Only weather</w:t>
       </w:r>
     </w:p>
     <w:p>
-      <w:pPr>
-        <w:spacing w:after="0" w:before="0"/>
-      </w:pPr>
       <w:r>
-        <w:rPr>
-          <w:b w:val="0"/>
-          <w:sz w:val="22"/>
-        </w:rPr>
-        <w:t>(a) Suction rapidly in 5 sec and remove the catheter</w:t>
+        <w:t xml:space="preserve">Answer: a</w:t>
       </w:r>
     </w:p>
     <w:p>
-      <w:pPr>
-        <w:spacing w:after="0" w:before="0"/>
-      </w:pPr>
       <w:r>
-        <w:rPr>
-          <w:b w:val="0"/>
-          <w:sz w:val="22"/>
-        </w:rPr>
-        <w:t>(b) Immediately remove suction catheter</w:t>
+        <w:t xml:space="preserve">Solution: Side effects, poor insight, stigma, and cost are common adherence barriers — the nurse addresses them through education, simpler regimens, and support.</w:t>
       </w:r>
     </w:p>
     <w:p>
-      <w:pPr>
-        <w:spacing w:after="0" w:before="0"/>
-      </w:pPr>
       <w:r>
-        <w:rPr>
-          <w:b w:val="0"/>
-          <w:sz w:val="22"/>
-        </w:rPr>
-        <w:t>(c) Call doctor immediately</w:t>
+        <w:t xml:space="preserve">Positive Marks: 1</w:t>
       </w:r>
     </w:p>
     <w:p>
-      <w:pPr>
-        <w:spacing w:after="0" w:before="0"/>
-      </w:pPr>
       <w:r>
-        <w:rPr>
-          <w:b w:val="0"/>
-          <w:sz w:val="22"/>
-        </w:rPr>
-        <w:t>(d) Call senior nurse</w:t>
+        <w:t xml:space="preserve">Negative Marks: 0.25</w:t>
       </w:r>
     </w:p>
     <w:p>
-      <w:pPr>
-        <w:spacing w:after="0" w:before="40"/>
-      </w:pPr>
       <w:r>
-        <w:rPr>
-          <w:b/>
-          <w:sz w:val="22"/>
-        </w:rPr>
-        <w:t>Answer: b</w:t>
+        <w:t xml:space="preserve"/>
       </w:r>
     </w:p>
     <w:p>
-      <w:pPr>
-        <w:spacing w:after="0" w:before="0"/>
-      </w:pPr>
       <w:r>
-        <w:rPr>
-          <w:b w:val="0"/>
-          <w:sz w:val="21"/>
-        </w:rPr>
-        <w:t>Solution: If the patient develops respiratory distress during suctioning, the first action is to remove the suction catheter immediately.</w:t>
+        <w:t xml:space="preserve">Question: The "Pradhan Mantri Bhartiya Janaushadhi Kendra" is also known as:</w:t>
       </w:r>
     </w:p>
     <w:p>
-      <w:pPr>
-        <w:spacing w:after="0" w:before="0"/>
-      </w:pPr>
       <w:r>
-        <w:rPr>
-          <w:b w:val="0"/>
-          <w:sz w:val="20"/>
-        </w:rPr>
-        <w:t>Positive Marks: 1</w:t>
+        <w:t xml:space="preserve">(a) Jan Aushadhi Kendra</w:t>
       </w:r>
     </w:p>
     <w:p>
-      <w:pPr>
-        <w:spacing w:after="160" w:before="0"/>
-      </w:pPr>
       <w:r>
-        <w:rPr>
-          <w:b w:val="0"/>
-          <w:sz w:val="20"/>
-        </w:rPr>
-        <w:t>Negative Marks: 0.25</w:t>
+        <w:t xml:space="preserve">(b) Arogya Bhavan</w:t>
       </w:r>
     </w:p>
     <w:p>
-      <w:pPr>
-        <w:spacing w:after="20" w:before="120"/>
-      </w:pPr>
       <w:r>
-        <w:rPr>
-          <w:b/>
-          <w:sz w:val="22"/>
-        </w:rPr>
-        <w:t>Question: A nurse is going to start the peritoneal dialysis. Which is a first priority action of the nurse?</w:t>
+        <w:t xml:space="preserve">(c) Seva Sadan</w:t>
       </w:r>
     </w:p>
     <w:p>
-      <w:pPr>
-        <w:spacing w:after="0" w:before="0"/>
-      </w:pPr>
       <w:r>
-        <w:rPr>
-          <w:b w:val="0"/>
-          <w:sz w:val="22"/>
-        </w:rPr>
-        <w:t>(a) Warm the dialysate solution</w:t>
+        <w:t xml:space="preserve">(d) Jan Seva Kendra</w:t>
       </w:r>
     </w:p>
     <w:p>
-      <w:pPr>
-        <w:spacing w:after="0" w:before="0"/>
-      </w:pPr>
       <w:r>
-        <w:rPr>
-          <w:b w:val="0"/>
-          <w:sz w:val="22"/>
-        </w:rPr>
-        <w:t>(b) Place the client in left side lying position</w:t>
+        <w:t xml:space="preserve">Answer: a</w:t>
       </w:r>
     </w:p>
     <w:p>
-      <w:pPr>
-        <w:spacing w:after="0" w:before="0"/>
-      </w:pPr>
       <w:r>
-        <w:rPr>
-          <w:b w:val="0"/>
-          <w:sz w:val="22"/>
-        </w:rPr>
-        <w:t>(c) Auscultate and palpate for bruit and thrill</w:t>
+        <w:t xml:space="preserve">Solution: PMBJP outlets are called Jan Aushadhi Kendras — affordable generic medicine stores.</w:t>
       </w:r>
     </w:p>
     <w:p>
-      <w:pPr>
-        <w:spacing w:after="0" w:before="0"/>
-      </w:pPr>
       <w:r>
-        <w:rPr>
-          <w:b w:val="0"/>
-          <w:sz w:val="22"/>
-        </w:rPr>
-        <w:t>(d) Apply Foley`s catheter</w:t>
+        <w:t xml:space="preserve">Positive Marks: 1</w:t>
       </w:r>
     </w:p>
     <w:p>
-      <w:pPr>
-        <w:spacing w:after="0" w:before="40"/>
-      </w:pPr>
       <w:r>
-        <w:rPr>
-          <w:b/>
-          <w:sz w:val="22"/>
-        </w:rPr>
-        <w:t>Answer: a</w:t>
+        <w:t xml:space="preserve">Negative Marks: 0.25</w:t>
       </w:r>
     </w:p>
     <w:p>
-      <w:pPr>
-        <w:spacing w:after="0" w:before="0"/>
-      </w:pPr>
       <w:r>
-        <w:rPr>
-          <w:b w:val="0"/>
-          <w:sz w:val="21"/>
-        </w:rPr>
-        <w:t>Solution: The peritoneal cavity is very sensitive to temperature, and using cold dialysate can cause discomfort and pain during the procedure. Warming the dialysate to body temperature (around 37°C or 98.6°F) before use helps to prevent this discomfort and improve the effectiveness of the dialysis. In addition, warming the dialysate can help to increase the flow of fluid into and out of the peritoneal cavity, which can improve the efficiency of the dialysis process.</w:t>
+        <w:t xml:space="preserve"/>
       </w:r>
     </w:p>
     <w:p>
-      <w:pPr>
-        <w:spacing w:after="0" w:before="0"/>
-      </w:pPr>
       <w:r>
-        <w:rPr>
-          <w:b w:val="0"/>
-          <w:sz w:val="20"/>
-        </w:rPr>
-        <w:t>Positive Marks: 1</w:t>
+        <w:t xml:space="preserve">Question: The nurse is to administer 44 mg of a medication. The vial contains 11 mg/mL. The volume to give is:</w:t>
       </w:r>
     </w:p>
     <w:p>
-      <w:pPr>
-        <w:spacing w:after="160" w:before="0"/>
-      </w:pPr>
       <w:r>
-        <w:rPr>
-          <w:b w:val="0"/>
-          <w:sz w:val="20"/>
-        </w:rPr>
-        <w:t>Negative Marks: 0.25</w:t>
+        <w:t xml:space="preserve">(a) 2 mL</w:t>
       </w:r>
     </w:p>
     <w:p>
-      <w:pPr>
-        <w:spacing w:after="20" w:before="120"/>
-      </w:pPr>
       <w:r>
-        <w:rPr>
-          <w:b/>
-          <w:sz w:val="22"/>
-        </w:rPr>
-        <w:t>Question: To perform catheterization, the nurse should place a woman in</w:t>
+        <w:t xml:space="preserve">(b) 3 mL</w:t>
       </w:r>
     </w:p>
     <w:p>
-      <w:pPr>
-        <w:spacing w:after="0" w:before="0"/>
-      </w:pPr>
       <w:r>
-        <w:rPr>
-          <w:b w:val="0"/>
-          <w:sz w:val="22"/>
-        </w:rPr>
-        <w:t>(a) Lithotomy position</w:t>
+        <w:t xml:space="preserve">(c) 4 mL</w:t>
       </w:r>
     </w:p>
     <w:p>
-      <w:pPr>
-        <w:spacing w:after="0" w:before="0"/>
-      </w:pPr>
       <w:r>
-        <w:rPr>
-          <w:b w:val="0"/>
-          <w:sz w:val="22"/>
-        </w:rPr>
-        <w:t>(b) Trendelenburg position</w:t>
+        <w:t xml:space="preserve">(d) 5 mL</w:t>
       </w:r>
     </w:p>
     <w:p>
-      <w:pPr>
-        <w:spacing w:after="0" w:before="0"/>
-      </w:pPr>
       <w:r>
-        <w:rPr>
-          <w:b w:val="0"/>
-          <w:sz w:val="22"/>
-        </w:rPr>
-        <w:t>(c) Dorsal recumbent position</w:t>
+        <w:t xml:space="preserve">Answer: c</w:t>
       </w:r>
     </w:p>
     <w:p>
-      <w:pPr>
-        <w:spacing w:after="0" w:before="0"/>
-      </w:pPr>
       <w:r>
-        <w:rPr>
-          <w:b w:val="0"/>
-          <w:sz w:val="22"/>
-        </w:rPr>
-        <w:t>(d) Sim's position</w:t>
+        <w:t xml:space="preserve">Solution: Volume = 44 ÷ 11 = 4 mL.</w:t>
       </w:r>
     </w:p>
     <w:p>
-      <w:pPr>
-        <w:spacing w:after="0" w:before="40"/>
-      </w:pPr>
       <w:r>
-        <w:rPr>
-          <w:b/>
-          <w:sz w:val="22"/>
-        </w:rPr>
-        <w:t>Answer: c</w:t>
+        <w:t xml:space="preserve">Positive Marks: 1</w:t>
       </w:r>
     </w:p>
     <w:p>
-      <w:pPr>
-        <w:spacing w:after="0" w:before="0"/>
-      </w:pPr>
       <w:r>
-        <w:rPr>
-          <w:b w:val="0"/>
-          <w:sz w:val="21"/>
-        </w:rPr>
-        <w:t>Solution: For urinary catheterization, the woman is placed in the dorsal recumbent position.</w:t>
+        <w:t xml:space="preserve">Negative Marks: 0.25</w:t>
       </w:r>
     </w:p>
     <w:p>
-      <w:pPr>
-        <w:spacing w:after="0" w:before="0"/>
-      </w:pPr>
       <w:r>
-        <w:rPr>
-          <w:b w:val="0"/>
-          <w:sz w:val="20"/>
-        </w:rPr>
-        <w:t>Positive Marks: 1</w:t>
+        <w:t xml:space="preserve"/>
       </w:r>
     </w:p>
     <w:p>
-      <w:pPr>
-        <w:spacing w:after="160" w:before="0"/>
-      </w:pPr>
       <w:r>
-        <w:rPr>
-          <w:b w:val="0"/>
-          <w:sz w:val="20"/>
-        </w:rPr>
-        <w:t>Negative Marks: 0.25</w:t>
+        <w:t xml:space="preserve">Question: The primary function of the liver is:</w:t>
       </w:r>
     </w:p>
     <w:p>
-      <w:pPr>
-        <w:spacing w:after="20" w:before="120"/>
-      </w:pPr>
       <w:r>
-        <w:rPr>
-          <w:b/>
-          <w:sz w:val="22"/>
-        </w:rPr>
-        <w:t>Question: Aunt: Colony: Fish:?</w:t>
+        <w:t xml:space="preserve">(a) Detoxification, metabolism, and bile production</w:t>
       </w:r>
     </w:p>
     <w:p>
-      <w:pPr>
-        <w:spacing w:after="0" w:before="0"/>
-      </w:pPr>
       <w:r>
-        <w:rPr>
-          <w:b w:val="0"/>
-          <w:sz w:val="22"/>
-        </w:rPr>
-        <w:t>(a) Swarm</w:t>
+        <w:t xml:space="preserve">(b) Filtering urine</w:t>
       </w:r>
     </w:p>
     <w:p>
-      <w:pPr>
-        <w:spacing w:after="0" w:before="0"/>
-      </w:pPr>
       <w:r>
-        <w:rPr>
-          <w:b w:val="0"/>
-          <w:sz w:val="22"/>
-        </w:rPr>
-        <w:t>(b) Bunch</w:t>
+        <w:t xml:space="preserve">(c) Pumping blood</w:t>
       </w:r>
     </w:p>
     <w:p>
-      <w:pPr>
-        <w:spacing w:after="0" w:before="0"/>
-      </w:pPr>
       <w:r>
-        <w:rPr>
-          <w:b w:val="0"/>
-          <w:sz w:val="22"/>
-        </w:rPr>
-        <w:t>(c) School</w:t>
+        <w:t xml:space="preserve">(d) Digestion only</w:t>
       </w:r>
     </w:p>
     <w:p>
-      <w:pPr>
-        <w:spacing w:after="0" w:before="0"/>
-      </w:pPr>
       <w:r>
-        <w:rPr>
-          <w:b w:val="0"/>
-          <w:sz w:val="22"/>
-        </w:rPr>
-        <w:t>(d) Herd</w:t>
+        <w:t xml:space="preserve">Answer: a</w:t>
       </w:r>
     </w:p>
     <w:p>
-      <w:pPr>
-        <w:spacing w:after="0" w:before="40"/>
-      </w:pPr>
       <w:r>
-        <w:rPr>
-          <w:b/>
-          <w:sz w:val="22"/>
-        </w:rPr>
-        <w:t>Answer: c</w:t>
+        <w:t xml:space="preserve">Solution: The liver detoxifies drugs/alcohol, metabolizes nutrients, synthesizes proteins, stores glycogen, and produces bile.</w:t>
       </w:r>
     </w:p>
     <w:p>
-      <w:pPr>
-        <w:spacing w:after="0" w:before="0"/>
-      </w:pPr>
       <w:r>
-        <w:rPr>
-          <w:b w:val="0"/>
-          <w:sz w:val="21"/>
-        </w:rPr>
-        <w:t>Solution: Analogical reasoning involves finding similarities between two different sets of objects or concepts and drawing inferences based on those similarities. In this question, the task is to find the relationship between the words "aunt" and "colony" and apply the same relationship to the word "fish" to determine which option fits. National songs -en &amp; anch match words Reasoning) &amp; - &amp; The relationship between "aunt" and "colony" is that the collective noun for a group of aunts is a colony. Similarly, the collective noun for a group of fish is a school, which is the correct answer (option B). Therefore, the correct answer is B: School.</w:t>
+        <w:t xml:space="preserve">Positive Marks: 1</w:t>
       </w:r>
     </w:p>
     <w:p>
-      <w:pPr>
-        <w:spacing w:after="0" w:before="0"/>
-      </w:pPr>
       <w:r>
-        <w:rPr>
-          <w:b w:val="0"/>
-          <w:sz w:val="20"/>
-        </w:rPr>
-        <w:t>Positive Marks: 1</w:t>
+        <w:t xml:space="preserve">Negative Marks: 0.25</w:t>
       </w:r>
     </w:p>
     <w:p>
-      <w:pPr>
-        <w:spacing w:after="160" w:before="0"/>
-      </w:pPr>
       <w:r>
-        <w:rPr>
-          <w:b w:val="0"/>
-          <w:sz w:val="20"/>
-        </w:rPr>
-        <w:t>Negative Marks: 0.25</w:t>
+        <w:t xml:space="preserve"/>
       </w:r>
     </w:p>
     <w:p>
-      <w:pPr>
-        <w:spacing w:after="20" w:before="120"/>
-      </w:pPr>
       <w:r>
-        <w:rPr>
-          <w:b/>
-          <w:sz w:val="22"/>
-        </w:rPr>
-        <w:t>Question: Which method gives the most reliable confirmation that a nasogastric tube is correctly placed before feeding?</w:t>
+        <w:t xml:space="preserve">Question: A patient with a fractured femur in skeletal traction is at risk for pin site infection. The nurse should:</w:t>
       </w:r>
     </w:p>
     <w:p>
-      <w:pPr>
-        <w:spacing w:after="0" w:before="0"/>
-      </w:pPr>
       <w:r>
-        <w:rPr>
-          <w:b w:val="0"/>
-          <w:sz w:val="22"/>
-        </w:rPr>
-        <w:t>(a) Auscultating air over the epigastrium</w:t>
+        <w:t xml:space="preserve">(a) Inspect the pin sites for redness, drainage, and pain</w:t>
       </w:r>
     </w:p>
     <w:p>
-      <w:pPr>
-        <w:spacing w:after="0" w:before="0"/>
-      </w:pPr>
       <w:r>
-        <w:rPr>
-          <w:b w:val="0"/>
-          <w:sz w:val="22"/>
-        </w:rPr>
-        <w:t>(b) Checking the pH of gastric aspirate</w:t>
+        <w:t xml:space="preserve">(b) Ignore the pin sites</w:t>
       </w:r>
     </w:p>
     <w:p>
-      <w:pPr>
-        <w:spacing w:after="0" w:before="0"/>
-      </w:pPr>
       <w:r>
-        <w:rPr>
-          <w:b w:val="0"/>
-          <w:sz w:val="22"/>
-        </w:rPr>
-        <w:t>(c) Radiographic (X-ray) confirmation</w:t>
+        <w:t xml:space="preserve">(c) Remove the pins</w:t>
       </w:r>
     </w:p>
     <w:p>
-      <w:pPr>
-        <w:spacing w:after="0" w:before="0"/>
-      </w:pPr>
       <w:r>
-        <w:rPr>
-          <w:b w:val="0"/>
-          <w:sz w:val="22"/>
-        </w:rPr>
-        <w:t>(d) Observing the client swallow without coughing</w:t>
+        <w:t xml:space="preserve">(d) Apply dirty dressings</w:t>
       </w:r>
     </w:p>
     <w:p>
-      <w:pPr>
-        <w:spacing w:after="0" w:before="40"/>
-      </w:pPr>
       <w:r>
-        <w:rPr>
-          <w:b/>
-          <w:sz w:val="22"/>
-        </w:rPr>
-        <w:t>Answer: c</w:t>
+        <w:t xml:space="preserve">Answer: a</w:t>
       </w:r>
     </w:p>
     <w:p>
-      <w:pPr>
-        <w:spacing w:after="0" w:before="0"/>
-      </w:pPr>
       <w:r>
-        <w:rPr>
-          <w:b w:val="0"/>
-          <w:sz w:val="21"/>
-        </w:rPr>
-        <w:t>Solution: X-ray confirmation is the gold standard for NG tube placement; auscultation and pH are adjuncts but are not definitive, especially in high-risk clients.</w:t>
+        <w:t xml:space="preserve">Solution: Pin site care — the nurse inspects for infection (redness, purulence, pain), cleans per protocol with aseptic technique, and reports signs.</w:t>
       </w:r>
     </w:p>
     <w:p>
-      <w:pPr>
-        <w:spacing w:after="0" w:before="0"/>
-      </w:pPr>
       <w:r>
-        <w:rPr>
-          <w:b w:val="0"/>
-          <w:sz w:val="20"/>
-        </w:rPr>
-        <w:t>Positive Marks: 1</w:t>
+        <w:t xml:space="preserve">Positive Marks: 1</w:t>
       </w:r>
     </w:p>
     <w:p>
-      <w:pPr>
-        <w:spacing w:after="160" w:before="0"/>
-      </w:pPr>
       <w:r>
-        <w:rPr>
-          <w:b w:val="0"/>
-          <w:sz w:val="20"/>
-        </w:rPr>
-        <w:t>Negative Marks: 0.25</w:t>
+        <w:t xml:space="preserve">Negative Marks: 0.25</w:t>
       </w:r>
     </w:p>
     <w:p>
-      <w:pPr>
-        <w:spacing w:after="20" w:before="120"/>
-      </w:pPr>
       <w:r>
-        <w:rPr>
-          <w:b/>
-          <w:sz w:val="22"/>
-        </w:rPr>
-        <w:t>Question: Which vaccine should be stored in freezer compartment of the refrigerator?</w:t>
+        <w:t xml:space="preserve">Question: The normal serum sodium level is:</w:t>
       </w:r>
     </w:p>
     <w:p>
-      <w:pPr>
-        <w:spacing w:after="0" w:before="0"/>
-      </w:pPr>
       <w:r>
-        <w:rPr>
-          <w:b w:val="0"/>
-          <w:sz w:val="22"/>
-        </w:rPr>
-        <w:t>(a) Measles</w:t>
+        <w:t xml:space="preserve">(a) 135–145 mEq/L</w:t>
       </w:r>
     </w:p>
     <w:p>
-      <w:pPr>
-        <w:spacing w:after="0" w:before="0"/>
-      </w:pPr>
       <w:r>
-        <w:rPr>
-          <w:b w:val="0"/>
-          <w:sz w:val="22"/>
-        </w:rPr>
-        <w:t>(b) Hepatitis B</w:t>
+        <w:t xml:space="preserve">(b) 115–125 mEq/L</w:t>
       </w:r>
     </w:p>
     <w:p>
-      <w:pPr>
-        <w:spacing w:after="0" w:before="0"/>
-      </w:pPr>
       <w:r>
-        <w:rPr>
-          <w:b w:val="0"/>
-          <w:sz w:val="22"/>
-        </w:rPr>
-        <w:t>(c) DPT</w:t>
+        <w:t xml:space="preserve">(c) 155–165 mEq/L</w:t>
       </w:r>
     </w:p>
     <w:p>
-      <w:pPr>
-        <w:spacing w:after="0" w:before="0"/>
-      </w:pPr>
       <w:r>
-        <w:rPr>
-          <w:b w:val="0"/>
-          <w:sz w:val="22"/>
-        </w:rPr>
-        <w:t>(d) BCG</w:t>
+        <w:t xml:space="preserve">(d) 170–180 mEq/L</w:t>
       </w:r>
     </w:p>
     <w:p>
-      <w:pPr>
-        <w:spacing w:after="0" w:before="40"/>
-      </w:pPr>
       <w:r>
-        <w:rPr>
-          <w:b/>
-          <w:sz w:val="22"/>
-        </w:rPr>
-        <w:t>Answer: a</w:t>
+        <w:t xml:space="preserve">Answer: a</w:t>
       </w:r>
     </w:p>
     <w:p>
-      <w:pPr>
-        <w:spacing w:after="0" w:before="0"/>
-      </w:pPr>
       <w:r>
-        <w:rPr>
-          <w:b w:val="0"/>
-          <w:sz w:val="21"/>
-        </w:rPr>
-        <w:t>Solution: Measles, mumps, and rubella vaccine, can be stored in a regular freezer at a temperature of -15°C (5°F) to -25°C (-13°F). The varicella (chickenpox) vaccine can also be stored in a freezer, but at a slightly higher temperature range of -50°C (-58°F) to -15°C (5°F).</w:t>
+        <w:t xml:space="preserve">Solution: Normal sodium is 135–145 mEq/L — the major extracellular cation regulating water balance.</w:t>
       </w:r>
     </w:p>
     <w:p>
-      <w:pPr>
-        <w:spacing w:after="0" w:before="0"/>
-      </w:pPr>
       <w:r>
-        <w:rPr>
-          <w:b w:val="0"/>
-          <w:sz w:val="20"/>
-        </w:rPr>
-        <w:t>Positive Marks: 1</w:t>
+        <w:t xml:space="preserve">Positive Marks: 1</w:t>
       </w:r>
     </w:p>
     <w:p>
-      <w:pPr>
-        <w:spacing w:after="160" w:before="0"/>
-      </w:pPr>
       <w:r>
-        <w:rPr>
-          <w:b w:val="0"/>
-          <w:sz w:val="20"/>
-        </w:rPr>
-        <w:t>Negative Marks: 0.25</w:t>
+        <w:t xml:space="preserve">Negative Marks: 0.25</w:t>
       </w:r>
     </w:p>
     <w:p>
-      <w:pPr>
-        <w:spacing w:after="20" w:before="120"/>
-      </w:pPr>
       <w:r>
-        <w:rPr>
-          <w:b/>
-          <w:sz w:val="22"/>
-        </w:rPr>
-        <w:t>Question: What is the mechanism by which spraying kerosene on stagnant water kills Anopheles mosquitoes?</w:t>
+        <w:t xml:space="preserve"/>
       </w:r>
     </w:p>
     <w:p>
-      <w:pPr>
-        <w:spacing w:after="0" w:before="0"/>
-      </w:pPr>
       <w:r>
-        <w:rPr>
-          <w:b w:val="0"/>
-          <w:sz w:val="22"/>
-        </w:rPr>
-        <w:t>(a) Diffusion into body</w:t>
+        <w:t xml:space="preserve">Question: The nurse is caring for a patient with an IV infusion. Which finding indicates infiltration?</w:t>
       </w:r>
     </w:p>
     <w:p>
-      <w:pPr>
-        <w:spacing w:after="0" w:before="0"/>
-      </w:pPr>
       <w:r>
-        <w:rPr>
-          <w:b w:val="0"/>
-          <w:sz w:val="22"/>
-        </w:rPr>
-        <w:t>(b) Prevention of spiracle to come in contact with air</w:t>
+        <w:t xml:space="preserve">(a) Swelling, coolness, and pallor at the site with sluggish flow</w:t>
       </w:r>
     </w:p>
     <w:p>
-      <w:pPr>
-        <w:spacing w:after="0" w:before="0"/>
-      </w:pPr>
       <w:r>
-        <w:rPr>
-          <w:b w:val="0"/>
-          <w:sz w:val="22"/>
-        </w:rPr>
-        <w:t>(c) Entry into and blocking of respiratory tract</w:t>
+        <w:t xml:space="preserve">(b) Warmth and a cord along the vein</w:t>
       </w:r>
     </w:p>
     <w:p>
-      <w:pPr>
-        <w:spacing w:after="0" w:before="0"/>
-      </w:pPr>
       <w:r>
-        <w:rPr>
-          <w:b w:val="0"/>
-          <w:sz w:val="22"/>
-        </w:rPr>
-        <w:t>(d) Burning of body wall</w:t>
+        <w:t xml:space="preserve">(c) Normal flow</w:t>
       </w:r>
     </w:p>
     <w:p>
-      <w:pPr>
-        <w:spacing w:after="0" w:before="40"/>
-      </w:pPr>
       <w:r>
-        <w:rPr>
-          <w:b/>
-          <w:sz w:val="22"/>
-        </w:rPr>
-        <w:t>Answer: c</w:t>
+        <w:t xml:space="preserve">(d) Blood return only</w:t>
       </w:r>
     </w:p>
     <w:p>
-      <w:pPr>
-        <w:spacing w:after="0" w:before="0"/>
-      </w:pPr>
       <w:r>
-        <w:rPr>
-          <w:b w:val="0"/>
-          <w:sz w:val="21"/>
-        </w:rPr>
-        <w:t>Solution: Spraying kerosene on stagnant water kills Anopheles mosquitoes by the mechanism of entry into and blocking of the respiratory tract. Kerosene forms a film over the water surface, depriving the mosquito larvae and pupae of access to atmospheric oxygen. Mosquito larvae and pupae breathe through specialized structures called spiracles, which are connected to their respiratory system. When the kerosene film is formed on the water, it blocks the spiracles, preventing the larvae and pupae from obtaining oxygen and leading to their suffocation and death.</w:t>
+        <w:t xml:space="preserve">Answer: a</w:t>
       </w:r>
     </w:p>
     <w:p>
-      <w:pPr>
-        <w:spacing w:after="0" w:before="0"/>
-      </w:pPr>
       <w:r>
-        <w:rPr>
-          <w:b w:val="0"/>
-          <w:sz w:val="20"/>
-        </w:rPr>
-        <w:t>Positive Marks: 1</w:t>
+        <w:t xml:space="preserve">Solution: Infiltration — fluid leaks into tissue — causes swelling, coolness, pallor, and decreased flow. The nurse stops the infusion and restarts at a new site.</w:t>
       </w:r>
     </w:p>
     <w:p>
-      <w:pPr>
-        <w:spacing w:after="160" w:before="0"/>
-      </w:pPr>
       <w:r>
-        <w:rPr>
-          <w:b w:val="0"/>
-          <w:sz w:val="20"/>
-        </w:rPr>
-        <w:t>Negative Marks: 0.25</w:t>
+        <w:t xml:space="preserve">Positive Marks: 1</w:t>
       </w:r>
     </w:p>
     <w:p>
-      <w:pPr>
-        <w:spacing w:after="20" w:before="120"/>
-      </w:pPr>
       <w:r>
-        <w:rPr>
-          <w:b/>
-          <w:sz w:val="22"/>
-        </w:rPr>
-        <w:t>Question: Which of the following color bag is used to discard resection of gangrene part of the patient?</w:t>
+        <w:t xml:space="preserve">Negative Marks: 0.25</w:t>
       </w:r>
     </w:p>
     <w:p>
-      <w:pPr>
-        <w:spacing w:after="0" w:before="0"/>
-      </w:pPr>
       <w:r>
-        <w:rPr>
-          <w:b w:val="0"/>
-          <w:sz w:val="22"/>
-        </w:rPr>
-        <w:t>(a) Black</w:t>
+        <w:t xml:space="preserve"/>
       </w:r>
     </w:p>
     <w:p>
-      <w:pPr>
-        <w:spacing w:after="0" w:before="0"/>
-      </w:pPr>
       <w:r>
-        <w:rPr>
-          <w:b w:val="0"/>
-          <w:sz w:val="22"/>
-        </w:rPr>
-        <w:t>(b) Blue</w:t>
+        <w:t xml:space="preserve">Question: A patient with acute pyelonephritis has a temperature of 39.5°C. The nurse should:</w:t>
       </w:r>
     </w:p>
     <w:p>
-      <w:pPr>
-        <w:spacing w:after="0" w:before="0"/>
-      </w:pPr>
       <w:r>
-        <w:rPr>
-          <w:b w:val="0"/>
-          <w:sz w:val="22"/>
-        </w:rPr>
-        <w:t>(c) Yellow</w:t>
+        <w:t xml:space="preserve">(a) Give antipyretics, antibiotics, and fluids as ordered</w:t>
       </w:r>
     </w:p>
     <w:p>
-      <w:pPr>
-        <w:spacing w:after="0" w:before="0"/>
-      </w:pPr>
       <w:r>
-        <w:rPr>
-          <w:b w:val="0"/>
-          <w:sz w:val="22"/>
-        </w:rPr>
-        <w:t>(d) Red</w:t>
+        <w:t xml:space="preserve">(b) Restrict fluids</w:t>
       </w:r>
     </w:p>
     <w:p>
-      <w:pPr>
-        <w:spacing w:after="0" w:before="40"/>
-      </w:pPr>
       <w:r>
-        <w:rPr>
-          <w:b/>
-          <w:sz w:val="22"/>
-        </w:rPr>
-        <w:t>Answer: c</w:t>
+        <w:t xml:space="preserve">(c) Give analgesics only</w:t>
       </w:r>
     </w:p>
     <w:p>
-      <w:pPr>
-        <w:spacing w:after="0" w:before="0"/>
-      </w:pPr>
       <w:r>
-        <w:rPr>
-          <w:b w:val="0"/>
-          <w:sz w:val="21"/>
-        </w:rPr>
-        <w:t>Solution: The color bag that is typically used to discard the resection of gangrene part of a patient is the yellow bag (Option C). The yellow bag, also known as a biohazard bag or infectious waste bag, is specifically designated for the disposal of potentially infectious materials, including tissues and body parts removed during surgical procedures. Gangrene refers to the necrosis or death of body tissue, usually due to a lack of blood supply. When a resection of gangrenous tissue is performed, the removed tissue is considered potentially infectious and should be placed in a yellow bag for proper disposal according to healthcare waste management protocols. This helps to ensure the containment and safe disposal of biohazardous materials. It is important for healthcare facilities to adhere to local regulations and guidelines for the proper handling and disposal of different types of waste.</w:t>
+        <w:t xml:space="preserve">(d) Send the patient home</w:t>
       </w:r>
     </w:p>
     <w:p>
-      <w:pPr>
-        <w:spacing w:after="0" w:before="0"/>
-      </w:pPr>
       <w:r>
-        <w:rPr>
-          <w:b w:val="0"/>
-          <w:sz w:val="20"/>
-        </w:rPr>
-        <w:t>Positive Marks: 1</w:t>
+        <w:t xml:space="preserve">Answer: a</w:t>
       </w:r>
     </w:p>
     <w:p>
-      <w:pPr>
-        <w:spacing w:after="160" w:before="0"/>
-      </w:pPr>
       <w:r>
-        <w:rPr>
-          <w:b w:val="0"/>
-          <w:sz w:val="20"/>
-        </w:rPr>
-        <w:t>Negative Marks: 0.25</w:t>
+        <w:t xml:space="preserve">Solution: Pyelonephritis — antibiotics, increased fluids, antipyretics, and monitoring of temperature and urine output; the nurse watches for sepsis.</w:t>
       </w:r>
     </w:p>
     <w:p>
-      <w:pPr>
-        <w:spacing w:after="20" w:before="120"/>
-      </w:pPr>
       <w:r>
-        <w:rPr>
-          <w:b/>
-          <w:sz w:val="22"/>
-        </w:rPr>
-        <w:t>Question: The recommended time for hand rubbing with alcohol-based hand rub is:</w:t>
+        <w:t xml:space="preserve">Positive Marks: 1</w:t>
       </w:r>
     </w:p>
     <w:p>
-      <w:pPr>
-        <w:spacing w:after="0" w:before="0"/>
-      </w:pPr>
       <w:r>
-        <w:rPr>
-          <w:b w:val="0"/>
-          <w:sz w:val="22"/>
-        </w:rPr>
-        <w:t>(a) 5 seconds</w:t>
+        <w:t xml:space="preserve">Negative Marks: 0.25</w:t>
       </w:r>
     </w:p>
     <w:p>
-      <w:pPr>
-        <w:spacing w:after="0" w:before="0"/>
-      </w:pPr>
       <w:r>
-        <w:rPr>
-          <w:b w:val="0"/>
-          <w:sz w:val="22"/>
-        </w:rPr>
-        <w:t>(b) 10 seconds</w:t>
+        <w:t xml:space="preserve"/>
       </w:r>
     </w:p>
     <w:p>
-      <w:pPr>
-        <w:spacing w:after="0" w:before="0"/>
-      </w:pPr>
       <w:r>
-        <w:rPr>
-          <w:b w:val="0"/>
-          <w:sz w:val="22"/>
-        </w:rPr>
-        <w:t>(c) 20-30 seconds</w:t>
+        <w:t xml:space="preserve">Question: A patient at 36 weeks of gestation is being assessed for fetal lie. A longitudinal lie with a vertex presentation is:</w:t>
       </w:r>
     </w:p>
     <w:p>
-      <w:pPr>
-        <w:spacing w:after="0" w:before="0"/>
-      </w:pPr>
       <w:r>
-        <w:rPr>
-          <w:b w:val="0"/>
-          <w:sz w:val="22"/>
-        </w:rPr>
-        <w:t>(d) 60 seconds</w:t>
+        <w:t xml:space="preserve">(a) Normal for delivery</w:t>
       </w:r>
     </w:p>
     <w:p>
-      <w:pPr>
-        <w:spacing w:after="0" w:before="40"/>
-      </w:pPr>
       <w:r>
-        <w:rPr>
-          <w:b/>
-          <w:sz w:val="22"/>
-        </w:rPr>
-        <w:t>Answer: c</w:t>
+        <w:t xml:space="preserve">(b) A breech presentation</w:t>
       </w:r>
     </w:p>
     <w:p>
-      <w:pPr>
-        <w:spacing w:after="0" w:before="0"/>
-      </w:pPr>
       <w:r>
-        <w:rPr>
-          <w:b w:val="0"/>
-          <w:sz w:val="21"/>
-        </w:rPr>
-        <w:t>Solution: WHO recommends rubbing hands with alcohol-based solution for 20-30 seconds.</w:t>
+        <w:t xml:space="preserve">(c) A transverse lie</w:t>
       </w:r>
     </w:p>
     <w:p>
-      <w:pPr>
-        <w:spacing w:after="0" w:before="0"/>
-      </w:pPr>
       <w:r>
-        <w:rPr>
-          <w:b w:val="0"/>
-          <w:sz w:val="20"/>
-        </w:rPr>
-        <w:t>Positive Marks: 1</w:t>
+        <w:t xml:space="preserve">(d) A contraindication to delivery</w:t>
       </w:r>
     </w:p>
     <w:p>
-      <w:pPr>
-        <w:spacing w:after="160" w:before="0"/>
-      </w:pPr>
       <w:r>
-        <w:rPr>
-          <w:b w:val="0"/>
-          <w:sz w:val="20"/>
-        </w:rPr>
-        <w:t>Negative Marks: 0.25</w:t>
+        <w:t xml:space="preserve">Answer: a</w:t>
       </w:r>
     </w:p>
     <w:p>
-      <w:pPr>
-        <w:spacing w:after="20" w:before="120"/>
-      </w:pPr>
       <w:r>
-        <w:rPr>
-          <w:b/>
-          <w:sz w:val="22"/>
-        </w:rPr>
-        <w:t>Question: To assess the pulse in child ____________ is most appropriate site</w:t>
+        <w:t xml:space="preserve">Solution: A longitudinal lie with cephalic (vertex) presentation is normal and favorable for vaginal delivery.</w:t>
       </w:r>
     </w:p>
     <w:p>
-      <w:pPr>
-        <w:spacing w:after="0" w:before="0"/>
-      </w:pPr>
       <w:r>
-        <w:rPr>
-          <w:b w:val="0"/>
-          <w:sz w:val="22"/>
-        </w:rPr>
-        <w:t>(a) Apical</w:t>
+        <w:t xml:space="preserve">Positive Marks: 1</w:t>
       </w:r>
     </w:p>
     <w:p>
-      <w:pPr>
-        <w:spacing w:after="0" w:before="0"/>
-      </w:pPr>
       <w:r>
-        <w:rPr>
-          <w:b w:val="0"/>
-          <w:sz w:val="22"/>
-        </w:rPr>
-        <w:t>(b) Carotid</w:t>
+        <w:t xml:space="preserve">Negative Marks: 0.25</w:t>
       </w:r>
     </w:p>
     <w:p>
-      <w:pPr>
-        <w:spacing w:after="0" w:before="0"/>
-      </w:pPr>
       <w:r>
-        <w:rPr>
-          <w:b w:val="0"/>
-          <w:sz w:val="22"/>
-        </w:rPr>
-        <w:t>(c) Femoral</w:t>
+        <w:t xml:space="preserve"/>
       </w:r>
     </w:p>
     <w:p>
-      <w:pPr>
-        <w:spacing w:after="0" w:before="0"/>
-      </w:pPr>
       <w:r>
-        <w:rPr>
-          <w:b w:val="0"/>
-          <w:sz w:val="22"/>
-        </w:rPr>
-        <w:t>(d) Brachial</w:t>
+        <w:t xml:space="preserve">Question: A 4-year-old child with diarrhea has no dehydration. The nurse should teach the mother to:</w:t>
       </w:r>
     </w:p>
     <w:p>
-      <w:pPr>
-        <w:spacing w:after="0" w:before="40"/>
-      </w:pPr>
       <w:r>
-        <w:rPr>
-          <w:b/>
-          <w:sz w:val="22"/>
-        </w:rPr>
-        <w:t>Answer: a</w:t>
+        <w:t xml:space="preserve">(a) Give ORS after each loose stool and continue feeding</w:t>
       </w:r>
     </w:p>
     <w:p>
-      <w:pPr>
-        <w:spacing w:after="0" w:before="0"/>
-      </w:pPr>
       <w:r>
-        <w:rPr>
-          <w:b w:val="0"/>
-          <w:sz w:val="21"/>
-        </w:rPr>
-        <w:t>Solution: The apical site is the most appropriate site to assess the pulse in a child (especially infants) as peripheral pulses are weak.</w:t>
+        <w:t xml:space="preserve">(b) Give IV fluids</w:t>
       </w:r>
     </w:p>
     <w:p>
-      <w:pPr>
-        <w:spacing w:after="0" w:before="0"/>
-      </w:pPr>
       <w:r>
-        <w:rPr>
-          <w:b w:val="0"/>
-          <w:sz w:val="20"/>
-        </w:rPr>
-        <w:t>Positive Marks: 1</w:t>
+        <w:t xml:space="preserve">(c) Stop feeding</w:t>
       </w:r>
     </w:p>
     <w:p>
-      <w:pPr>
-        <w:spacing w:after="160" w:before="0"/>
-      </w:pPr>
       <w:r>
-        <w:rPr>
-          <w:b w:val="0"/>
-          <w:sz w:val="20"/>
-        </w:rPr>
-        <w:t>Negative Marks: 0.25</w:t>
+        <w:t xml:space="preserve">(d) Give antidiarrheals</w:t>
       </w:r>
     </w:p>
     <w:p>
-      <w:pPr>
-        <w:spacing w:after="20" w:before="120"/>
-      </w:pPr>
       <w:r>
-        <w:rPr>
-          <w:b/>
-          <w:sz w:val="22"/>
-        </w:rPr>
-        <w:t>Question: A client is admitted with deep partial-thickness burns over 40% of the body. What is the nurse's FIRST priority in the first 24 hours?</w:t>
+        <w:t xml:space="preserve">Answer: a</w:t>
       </w:r>
     </w:p>
     <w:p>
-      <w:pPr>
-        <w:spacing w:after="0" w:before="0"/>
-      </w:pPr>
       <w:r>
-        <w:rPr>
-          <w:b w:val="0"/>
-          <w:sz w:val="22"/>
-        </w:rPr>
-        <w:t>(a) Airway assessment and fluid resuscitation</w:t>
+        <w:t xml:space="preserve">Solution: Plan A — ORS after each loose stool (~10 mL/kg), extra fluids, continued feeding, and advice on when to return.</w:t>
       </w:r>
     </w:p>
     <w:p>
-      <w:pPr>
-        <w:spacing w:after="0" w:before="0"/>
-      </w:pPr>
       <w:r>
-        <w:rPr>
-          <w:b w:val="0"/>
-          <w:sz w:val="22"/>
-        </w:rPr>
-        <w:t>(b) Initial burn wound debridement</w:t>
+        <w:t xml:space="preserve">Positive Marks: 1</w:t>
       </w:r>
     </w:p>
     <w:p>
-      <w:pPr>
-        <w:spacing w:after="0" w:before="0"/>
-      </w:pPr>
       <w:r>
-        <w:rPr>
-          <w:b w:val="0"/>
-          <w:sz w:val="22"/>
-        </w:rPr>
-        <w:t>(c) High-calorie nutritional support</w:t>
+        <w:t xml:space="preserve">Negative Marks: 0.25</w:t>
       </w:r>
     </w:p>
     <w:p>
-      <w:pPr>
-        <w:spacing w:after="0" w:before="0"/>
-      </w:pPr>
       <w:r>
-        <w:rPr>
-          <w:b w:val="0"/>
-          <w:sz w:val="22"/>
-        </w:rPr>
-        <w:t>(d) Frequent dressing changes</w:t>
+        <w:t xml:space="preserve"/>
       </w:r>
     </w:p>
     <w:p>
-      <w:pPr>
-        <w:spacing w:after="0" w:before="40"/>
-      </w:pPr>
       <w:r>
-        <w:rPr>
-          <w:b/>
-          <w:sz w:val="22"/>
-        </w:rPr>
-        <w:t>Answer: a</w:t>
+        <w:t xml:space="preserve">Question: A patient with bipolar disorder is being taught about lithium. The nurse should teach the patient to:</w:t>
       </w:r>
     </w:p>
     <w:p>
-      <w:pPr>
-        <w:spacing w:after="0" w:before="0"/>
-      </w:pPr>
       <w:r>
-        <w:rPr>
-          <w:b w:val="0"/>
-          <w:sz w:val="21"/>
-        </w:rPr>
-        <w:t>Solution: Inhalation injury is the greatest early threat, so the airway is assessed first; with the airway secured, aggressive fluid resuscitation is the priority in the first 24 hours to prevent hypovolemic shock.</w:t>
+        <w:t xml:space="preserve">(a) Maintain consistent salt/fluid intake and monitor levels</w:t>
       </w:r>
     </w:p>
     <w:p>
-      <w:pPr>
-        <w:spacing w:after="0" w:before="0"/>
-      </w:pPr>
       <w:r>
-        <w:rPr>
-          <w:b w:val="0"/>
-          <w:sz w:val="20"/>
-        </w:rPr>
-        <w:t>Positive Marks: 1</w:t>
+        <w:t xml:space="preserve">(b) Vary salt intake</w:t>
       </w:r>
     </w:p>
     <w:p>
-      <w:pPr>
-        <w:spacing w:after="160" w:before="0"/>
-      </w:pPr>
       <w:r>
-        <w:rPr>
-          <w:b w:val="0"/>
-          <w:sz w:val="20"/>
-        </w:rPr>
-        <w:t>Negative Marks: 0.25</w:t>
+        <w:t xml:space="preserve">(c) Skip lithium</w:t>
       </w:r>
     </w:p>
     <w:p>
-      <w:pPr>
-        <w:spacing w:after="20" w:before="120"/>
-      </w:pPr>
       <w:r>
-        <w:rPr>
-          <w:b/>
-          <w:sz w:val="22"/>
-        </w:rPr>
-        <w:t>Question: Which is the correct full form of PDSA?</w:t>
+        <w:t xml:space="preserve">(d) Stop abruptly</w:t>
       </w:r>
     </w:p>
     <w:p>
-      <w:pPr>
-        <w:spacing w:after="0" w:before="0"/>
-      </w:pPr>
       <w:r>
-        <w:rPr>
-          <w:b w:val="0"/>
-          <w:sz w:val="22"/>
-        </w:rPr>
-        <w:t>(a) Plan Do Study Act</w:t>
+        <w:t xml:space="preserve">Answer: a</w:t>
       </w:r>
     </w:p>
     <w:p>
-      <w:pPr>
-        <w:spacing w:after="0" w:before="0"/>
-      </w:pPr>
       <w:r>
-        <w:rPr>
-          <w:b w:val="0"/>
-          <w:sz w:val="22"/>
-        </w:rPr>
-        <w:t>(b) Procedure Do Study Act</w:t>
+        <w:t xml:space="preserve">Solution: Lithium — consistent sodium/fluid intake, regular serum levels (0.6–1.2 mEq/L), and reporting toxicity signs (tremor, vomiting, ataxia, confusion).</w:t>
       </w:r>
     </w:p>
     <w:p>
-      <w:pPr>
-        <w:spacing w:after="0" w:before="0"/>
-      </w:pPr>
       <w:r>
-        <w:rPr>
-          <w:b w:val="0"/>
-          <w:sz w:val="22"/>
-        </w:rPr>
-        <w:t>(c) Plan Do Student Act</w:t>
+        <w:t xml:space="preserve">Positive Marks: 1</w:t>
       </w:r>
     </w:p>
     <w:p>
-      <w:pPr>
-        <w:spacing w:after="0" w:before="0"/>
-      </w:pPr>
       <w:r>
-        <w:rPr>
-          <w:b w:val="0"/>
-          <w:sz w:val="22"/>
-        </w:rPr>
-        <w:t>(d) None of the above</w:t>
+        <w:t xml:space="preserve">Negative Marks: 0.25</w:t>
       </w:r>
     </w:p>
     <w:p>
-      <w:pPr>
-        <w:spacing w:after="0" w:before="40"/>
-      </w:pPr>
       <w:r>
-        <w:rPr>
-          <w:b/>
-          <w:sz w:val="22"/>
-        </w:rPr>
-        <w:t>Answer: a</w:t>
+        <w:t xml:space="preserve"/>
       </w:r>
     </w:p>
     <w:p>
-      <w:pPr>
-        <w:spacing w:after="0" w:before="0"/>
-      </w:pPr>
       <w:r>
-        <w:rPr>
-          <w:b w:val="0"/>
-          <w:sz w:val="21"/>
-        </w:rPr>
-        <w:t>Solution: The correct full form of PDSA is Plan-Do-Study-Act (option A). PDSA is a quality improvement framework commonly used in healthcare settings. It is a cyclic and iterative process that guides the implementation and evaluation of changes to improve processes or outcomes. The PDSA cycle involves planning the change (Plan), implementing the change (Do), observing and analyzing the results (Study), and acting upon the findings to make necessary adjustments (Act). This systematic approach allows healthcare teams to test and refine changes in a structured manner, leading to continuous improvement in patient care and organizational processes.</w:t>
+        <w:t xml:space="preserve">Question: The "Pradhan Mantri Bhartiya Janaushadhi Kendra" provides medicines for:</w:t>
       </w:r>
     </w:p>
     <w:p>
-      <w:pPr>
-        <w:spacing w:after="0" w:before="0"/>
-      </w:pPr>
       <w:r>
-        <w:rPr>
-          <w:b w:val="0"/>
-          <w:sz w:val="20"/>
-        </w:rPr>
-        <w:t>Positive Marks: 1</w:t>
+        <w:t xml:space="preserve">(a) Common and chronic diseases at low cost</w:t>
       </w:r>
     </w:p>
     <w:p>
-      <w:pPr>
-        <w:spacing w:after="160" w:before="0"/>
-      </w:pPr>
       <w:r>
-        <w:rPr>
-          <w:b w:val="0"/>
-          <w:sz w:val="20"/>
-        </w:rPr>
-        <w:t>Negative Marks: 0.25</w:t>
+        <w:t xml:space="preserve">(b) Only cosmetic products</w:t>
       </w:r>
     </w:p>
     <w:p>
-      <w:pPr>
-        <w:spacing w:after="20" w:before="120"/>
-      </w:pPr>
       <w:r>
-        <w:rPr>
-          <w:b/>
-          <w:sz w:val="22"/>
-        </w:rPr>
-        <w:t>Question: Most common cause of infant mortality in India is</w:t>
+        <w:t xml:space="preserve">(c) Only veterinary use</w:t>
       </w:r>
     </w:p>
     <w:p>
-      <w:pPr>
-        <w:spacing w:after="0" w:before="0"/>
-      </w:pPr>
       <w:r>
-        <w:rPr>
-          <w:b w:val="0"/>
-          <w:sz w:val="22"/>
-        </w:rPr>
-        <w:t>(a) Low birth weight</w:t>
+        <w:t xml:space="preserve">(d) No diseases</w:t>
       </w:r>
     </w:p>
     <w:p>
-      <w:pPr>
-        <w:spacing w:after="0" w:before="0"/>
-      </w:pPr>
       <w:r>
-        <w:rPr>
-          <w:b w:val="0"/>
-          <w:sz w:val="22"/>
-        </w:rPr>
-        <w:t>(b) Complications of labor</w:t>
+        <w:t xml:space="preserve">Answer: a</w:t>
       </w:r>
     </w:p>
     <w:p>
-      <w:pPr>
-        <w:spacing w:after="0" w:before="0"/>
-      </w:pPr>
       <w:r>
-        <w:rPr>
-          <w:b w:val="0"/>
-          <w:sz w:val="22"/>
-        </w:rPr>
-        <w:t>(c) Sepsis</w:t>
+        <w:t xml:space="preserve">Solution: Jan Aushadhi Kendras stock medicines for common and chronic diseases — diabetes, hypertension, infections — at affordable prices.</w:t>
       </w:r>
     </w:p>
     <w:p>
-      <w:pPr>
-        <w:spacing w:after="0" w:before="0"/>
-      </w:pPr>
       <w:r>
-        <w:rPr>
-          <w:b w:val="0"/>
-          <w:sz w:val="22"/>
-        </w:rPr>
-        <w:t>(d) Congential anomalies</w:t>
+        <w:t xml:space="preserve">Positive Marks: 1</w:t>
       </w:r>
     </w:p>
     <w:p>
-      <w:pPr>
-        <w:spacing w:after="0" w:before="40"/>
-      </w:pPr>
       <w:r>
-        <w:rPr>
-          <w:b/>
-          <w:sz w:val="22"/>
-        </w:rPr>
-        <w:t>Answer: a</w:t>
+        <w:t xml:space="preserve">Negative Marks: 0.25</w:t>
       </w:r>
     </w:p>
     <w:p>
-      <w:pPr>
-        <w:spacing w:after="0" w:before="0"/>
-      </w:pPr>
       <w:r>
-        <w:rPr>
-          <w:b w:val="0"/>
-          <w:sz w:val="21"/>
-        </w:rPr>
-        <w:t>Solution: Low birth weight is the most common cause of infant mortality in India.</w:t>
+        <w:t xml:space="preserve"/>
       </w:r>
     </w:p>
     <w:p>
-      <w:pPr>
-        <w:spacing w:after="0" w:before="0"/>
-      </w:pPr>
       <w:r>
-        <w:rPr>
-          <w:b w:val="0"/>
-          <w:sz w:val="20"/>
-        </w:rPr>
-        <w:t>Positive Marks: 1</w:t>
+        <w:t xml:space="preserve">Question: The nurse is to give 0.4 mg of a medication. The vial contains 0.16 mg/mL. The volume to give is:</w:t>
       </w:r>
     </w:p>
     <w:p>
-      <w:pPr>
-        <w:spacing w:after="160" w:before="0"/>
-      </w:pPr>
       <w:r>
-        <w:rPr>
-          <w:b w:val="0"/>
-          <w:sz w:val="20"/>
-        </w:rPr>
-        <w:t>Negative Marks: 0.25</w:t>
+        <w:t xml:space="preserve">(a) 2 mL</w:t>
       </w:r>
     </w:p>
     <w:p>
-      <w:pPr>
-        <w:spacing w:after="20" w:before="120"/>
-      </w:pPr>
       <w:r>
-        <w:rPr>
-          <w:b/>
-          <w:sz w:val="22"/>
-        </w:rPr>
-        <w:t>Question: A psychiatric patient states: 'My thoughts are being broadcasted live on television for everyone to hear.' This is termed</w:t>
+        <w:t xml:space="preserve">(b) 2.5 mL</w:t>
       </w:r>
     </w:p>
     <w:p>
-      <w:pPr>
-        <w:spacing w:after="0" w:before="0"/>
-      </w:pPr>
       <w:r>
-        <w:rPr>
-          <w:b w:val="0"/>
-          <w:sz w:val="22"/>
-        </w:rPr>
-        <w:t>(a) Clang association</w:t>
+        <w:t xml:space="preserve">(c) 3 mL</w:t>
       </w:r>
     </w:p>
     <w:p>
-      <w:pPr>
-        <w:spacing w:after="0" w:before="0"/>
-      </w:pPr>
       <w:r>
-        <w:rPr>
-          <w:b w:val="0"/>
-          <w:sz w:val="22"/>
-        </w:rPr>
-        <w:t>(b) Thought broadcasting</w:t>
+        <w:t xml:space="preserve">(d) 3.5 mL</w:t>
       </w:r>
     </w:p>
     <w:p>
-      <w:pPr>
-        <w:spacing w:after="0" w:before="0"/>
-      </w:pPr>
       <w:r>
-        <w:rPr>
-          <w:b w:val="0"/>
-          <w:sz w:val="22"/>
-        </w:rPr>
-        <w:t>(c) Derailment</w:t>
+        <w:t xml:space="preserve">Answer: b</w:t>
       </w:r>
     </w:p>
     <w:p>
-      <w:pPr>
-        <w:spacing w:after="0" w:before="0"/>
-      </w:pPr>
       <w:r>
-        <w:rPr>
-          <w:b w:val="0"/>
-          <w:sz w:val="22"/>
-        </w:rPr>
-        <w:t>(d) Circumstantiality</w:t>
+        <w:t xml:space="preserve">Solution: Volume = 0.4 ÷ 0.16 = 2.5 mL.</w:t>
       </w:r>
     </w:p>
     <w:p>
-      <w:pPr>
-        <w:spacing w:after="0" w:before="40"/>
-      </w:pPr>
       <w:r>
-        <w:rPr>
-          <w:b/>
-          <w:sz w:val="22"/>
-        </w:rPr>
-        <w:t>Answer: b</w:t>
+        <w:t xml:space="preserve">Positive Marks: 1</w:t>
       </w:r>
     </w:p>
     <w:p>
-      <w:pPr>
-        <w:spacing w:after="0" w:before="0"/>
-      </w:pPr>
       <w:r>
-        <w:rPr>
-          <w:b w:val="0"/>
-          <w:sz w:val="21"/>
-        </w:rPr>
-        <w:t>Solution: Thought broadcasting is a positive psychotic delusion where the individual believes their private thoughts are transmitted passively into the external world.</w:t>
+        <w:t xml:space="preserve">Negative Marks: 0.25</w:t>
       </w:r>
     </w:p>
     <w:p>
-      <w:pPr>
-        <w:spacing w:after="0" w:before="0"/>
-      </w:pPr>
       <w:r>
-        <w:rPr>
-          <w:b w:val="0"/>
-          <w:sz w:val="20"/>
-        </w:rPr>
-        <w:t>Positive Marks: 1</w:t>
+        <w:t xml:space="preserve"/>
       </w:r>
     </w:p>
     <w:p>
-      <w:pPr>
-        <w:spacing w:after="160" w:before="0"/>
-      </w:pPr>
       <w:r>
-        <w:rPr>
-          <w:b w:val="0"/>
-          <w:sz w:val="20"/>
-        </w:rPr>
-        <w:t>Negative Marks: 0.25</w:t>
+        <w:t xml:space="preserve">Question: The normal adult temperature (axillary) is approximately:</w:t>
+      </w:r>
+    </w:p>
+    <w:p>
+      <w:r>
+        <w:t xml:space="preserve">(a) 36–37°C</w:t>
+      </w:r>
+    </w:p>
+    <w:p>
+      <w:r>
+        <w:t xml:space="preserve">(b) 39–40°C</w:t>
+      </w:r>
+    </w:p>
+    <w:p>
+      <w:r>
+        <w:t xml:space="preserve">(c) 34–35°C</w:t>
+      </w:r>
+    </w:p>
+    <w:p>
+      <w:r>
+        <w:t xml:space="preserve">(d) 42°C</w:t>
+      </w:r>
+    </w:p>
+    <w:p>
+      <w:r>
+        <w:t xml:space="preserve">Answer: a</w:t>
+      </w:r>
+    </w:p>
+    <w:p>
+      <w:r>
+        <w:t xml:space="preserve">Solution: Axillary temperature is about 0.5°C lower than oral — normally 36–37°C.</w:t>
+      </w:r>
+    </w:p>
+    <w:p>
+      <w:r>
+        <w:t xml:space="preserve">Positive Marks: 1</w:t>
+      </w:r>
+    </w:p>
+    <w:p>
+      <w:r>
+        <w:t xml:space="preserve">Negative Marks: 0.25</w:t>
+      </w:r>
+    </w:p>
+    <w:p>
+      <w:r>
+        <w:t xml:space="preserve"/>
+      </w:r>
+    </w:p>
+    <w:p>
+      <w:r>
+        <w:t xml:space="preserve">Question: A patient with a burn injury is being assessed for fluid requirements. The nurse uses which formula?</w:t>
+      </w:r>
+    </w:p>
+    <w:p>
+      <w:r>
+        <w:t xml:space="preserve">(a) Parkland formula (4 mL/kg/%TBSA)</w:t>
+      </w:r>
+    </w:p>
+    <w:p>
+      <w:r>
+        <w:t xml:space="preserve">(b) Holliday-Segar formula</w:t>
+      </w:r>
+    </w:p>
+    <w:p>
+      <w:r>
+        <w:t xml:space="preserve">(c) Rule of palms only</w:t>
+      </w:r>
+    </w:p>
+    <w:p>
+      <w:r>
+        <w:t xml:space="preserve">(d) No formula</w:t>
+      </w:r>
+    </w:p>
+    <w:p>
+      <w:r>
+        <w:t xml:space="preserve">Answer: a</w:t>
+      </w:r>
+    </w:p>
+    <w:p>
+      <w:r>
+        <w:t xml:space="preserve">Solution: The Parkland formula — 4 mL/kg/%TBSA of Ringer's lactate in the first 24 hours (half in the first 8 hours) — guides burn resuscitation.</w:t>
+      </w:r>
+    </w:p>
+    <w:p>
+      <w:r>
+        <w:t xml:space="preserve">Positive Marks: 1</w:t>
+      </w:r>
+    </w:p>
+    <w:p>
+      <w:r>
+        <w:t xml:space="preserve">Negative Marks: 0.25</w:t>
       </w:r>
     </w:p>
     <w:sectPr>
       <w:pgSz w:w="12240" w:h="15840"/>
-      <w:pgMar w:top="864" w:right="1008" w:bottom="864" w:left="1008" w:header="720" w:footer="720" w:gutter="0"/>
+      <w:pgMar w:top="1440" w:right="1800" w:bottom="1440" w:left="1800" w:header="720" w:footer="720" w:gutter="0"/>
       <w:cols w:space="720"/>
       <w:docGrid w:linePitch="360"/>
     </w:sectPr>
@@ -2535,10 +1365,6 @@
     <w:name w:val="Normal"/>
     <w:qFormat/>
     <w:rsid w:val="00FC693F"/>
-    <w:rPr>
-      <w:rFonts w:ascii="Calibri" w:hAnsi="Calibri"/>
-      <w:sz w:val="22"/>
-    </w:rPr>
   </w:style>
   <w:style w:type="paragraph" w:styleId="Header">
     <w:name w:val="header"/>
